--- a/WebContent/docx/实体瘤分子残留病灶MRD检测报告-三峡.docx
+++ b/WebContent/docx/实体瘤分子残留病灶MRD检测报告-三峡.docx
@@ -2322,12 +2322,6 @@
             <w:insideH w:val="single" w:color="A4A4A4" w:sz="4" w:space="0"/>
             <w:insideV w:val="single" w:color="A4A4A4" w:sz="4" w:space="0"/>
           </w:tblBorders>
-          <w:tblCellMar>
-            <w:top w:w="0" w:type="dxa"/>
-            <w:left w:w="0" w:type="dxa"/>
-            <w:bottom w:w="0" w:type="dxa"/>
-            <w:right w:w="0" w:type="dxa"/>
-          </w:tblCellMar>
         </w:tblPrEx>
         <w:trPr>
           <w:trHeight w:val="624" w:hRule="atLeast"/>
@@ -3036,6 +3030,12 @@
             <w:insideH w:val="none" w:color="auto" w:sz="0" w:space="0"/>
             <w:insideV w:val="none" w:color="auto" w:sz="0" w:space="0"/>
           </w:tblBorders>
+          <w:tblCellMar>
+            <w:top w:w="0" w:type="dxa"/>
+            <w:left w:w="108" w:type="dxa"/>
+            <w:bottom w:w="0" w:type="dxa"/>
+            <w:right w:w="108" w:type="dxa"/>
+          </w:tblCellMar>
         </w:tblPrEx>
         <w:trPr>
           <w:jc w:val="center"/>
@@ -3219,9 +3219,9 @@
         </w:rPr>
       </w:pPr>
       <w:bookmarkStart w:id="4" w:name="_Toc499"/>
-      <w:bookmarkStart w:id="5" w:name="_Toc2781"/>
-      <w:bookmarkStart w:id="6" w:name="_Toc2819"/>
-      <w:bookmarkStart w:id="7" w:name="_Toc20136_WPSOffice_Level1"/>
+      <w:bookmarkStart w:id="5" w:name="_Toc20136_WPSOffice_Level1"/>
+      <w:bookmarkStart w:id="6" w:name="_Toc2781"/>
+      <w:bookmarkStart w:id="7" w:name="_Toc2819"/>
       <w:bookmarkStart w:id="8" w:name="_Toc19898_WPSOffice_Level1"/>
       <w:bookmarkStart w:id="9" w:name="_Toc22132"/>
       <w:r>
@@ -3651,20 +3651,8 @@
               </w:rPr>
               <w:t>即通过循环肿瘤DNA（circulating tumor DNA，ctDNA）等</w:t>
             </w:r>
-          </w:p>
-          <w:p>
-            <w:pPr>
-              <w:keepNext/>
-              <w:spacing w:before="26"/>
-              <w:rPr>
-                <w:rFonts w:hint="eastAsia" w:ascii="微软雅黑" w:hAnsi="微软雅黑" w:eastAsia="微软雅黑" w:cs="微软雅黑"/>
-                <w:b w:val="0"/>
-                <w:bCs w:val="0"/>
-                <w:sz w:val="18"/>
-                <w:szCs w:val="18"/>
-                <w:lang w:eastAsia="zh-CN"/>
-              </w:rPr>
-            </w:pPr>
+            <w:bookmarkStart w:id="17" w:name="_GoBack"/>
+            <w:bookmarkEnd w:id="17"/>
             <w:r>
               <w:rPr>
                 <w:rFonts w:hint="eastAsia" w:ascii="微软雅黑" w:hAnsi="微软雅黑" w:eastAsia="微软雅黑" w:cs="微软雅黑"/>
@@ -6612,8 +6600,6 @@
         </w:rPr>
         <w:t>肿瘤基因突变具有时间和空间上的异质性，不同取样部位或不同取样时间的样本突变谱可能不同，本报告只对本次采集样本负责。</w:t>
       </w:r>
-      <w:bookmarkStart w:id="17" w:name="_GoBack"/>
-      <w:bookmarkEnd w:id="17"/>
     </w:p>
     <w:sectPr>
       <w:headerReference r:id="rId5" w:type="default"/>
